--- a/Cover_Letters/Shinoy_Royal_Schiphol_Group_Platform_Engineer_Airport_Service_Bus_Cover_Letter.docx
+++ b/Cover_Letters/Shinoy_Royal_Schiphol_Group_Platform_Engineer_Airport_Service_Bus_Cover_Letter.docx
@@ -14,7 +14,7 @@
     </w:p>
     <w:p>
       <w:r>
-        <w:t>August 28, 2026</w:t>
+        <w:t>August 29, 2026</w:t>
       </w:r>
     </w:p>
     <w:p>
@@ -35,7 +35,12 @@
     </w:p>
     <w:p>
       <w:r>
-        <w:t>I bring extensive experience working with Java, CI/CD pipelines, and cloud environments like AWS and Terraform, which aligns well with the technical focus of the Airport Service Bus team at Royal Schiphol Group. Throughout my career, I have focused on building reliable systems, improving deployment processes, and collaborating with cross-functional teams to ensure high availability. I am comfortable taking ownership of complex platform initiatives and working through technical challenges to keep critical integrations running smoothly.</w:t>
+        <w:t>Your work on the Airport Service Bus at Royal Schiphol Group involves maintaining a reliable integration platform for internal and external systems. Throughout my career, I have focused on backend integration testing, CI/CD pipeline management, and ensuring stability in complex environments. My experience with Java, automated testing frameworks, and cloud infrastructure aligns well with the reliability and scalability needs of your platform.</w:t>
+      </w:r>
+    </w:p>
+    <w:p>
+      <w:r>
+        <w:t>I appreciate how Schiphol balances continuous improvement with practical execution, and I am eager to help support the team in keeping operations running smoothly.</w:t>
       </w:r>
     </w:p>
     <w:p>

--- a/Cover_Letters/Shinoy_Royal_Schiphol_Group_Platform_Engineer_Airport_Service_Bus_Cover_Letter.docx
+++ b/Cover_Letters/Shinoy_Royal_Schiphol_Group_Platform_Engineer_Airport_Service_Bus_Cover_Letter.docx
@@ -14,7 +14,7 @@
     </w:p>
     <w:p>
       <w:r>
-        <w:t>August 29, 2026</w:t>
+        <w:t>September 20, 2026</w:t>
       </w:r>
     </w:p>
     <w:p>
@@ -35,12 +35,12 @@
     </w:p>
     <w:p>
       <w:r>
-        <w:t>Your work on the Airport Service Bus at Royal Schiphol Group involves maintaining a reliable integration platform for internal and external systems. Throughout my career, I have focused on backend integration testing, CI/CD pipeline management, and ensuring stability in complex environments. My experience with Java, automated testing frameworks, and cloud infrastructure aligns well with the reliability and scalability needs of your platform.</w:t>
+        <w:t>Your work on the Airport Service Bus caught my attention because it relies heavily on reliable integrations, Java-based systems, and solid platform stability. In my past roles, I have worked extensively with Java, CI/CD pipelines, Docker, and Linux environments to keep business-critical systems running smoothly. I am used to taking end-to-end ownership of technical tasks, coordinating with different teams, and making sure that underlying platforms are reliable and scalable.</w:t>
       </w:r>
     </w:p>
     <w:p>
       <w:r>
-        <w:t>I appreciate how Schiphol balances continuous improvement with practical execution, and I am eager to help support the team in keeping operations running smoothly.</w:t>
+        <w:t>I would be glad to bring my practical background in automation, infrastructure configuration, and release reliability to Royal Schiphol Group.</w:t>
       </w:r>
     </w:p>
     <w:p>
